--- a/ReportsAndDocuments/F25_4440_G12_worklogs- Israel.docx
+++ b/ReportsAndDocuments/F25_4440_G12_worklogs- Israel.docx
@@ -1,6 +1,6 @@
 
 <file path=word/document.xml><?xml version="1.0" encoding="utf-8"?>
-<w:document xmlns:wpc="http://schemas.microsoft.com/office/word/2010/wordprocessingCanvas" xmlns:cx="http://schemas.microsoft.com/office/drawing/2014/chartex" xmlns:cx1="http://schemas.microsoft.com/office/drawing/2015/9/8/chartex" xmlns:cx2="http://schemas.microsoft.com/office/drawing/2015/10/21/chartex" xmlns:cx3="http://schemas.microsoft.com/office/drawing/2016/5/9/chartex" xmlns:cx4="http://schemas.microsoft.com/office/drawing/2016/5/10/chartex" xmlns:cx5="http://schemas.microsoft.com/office/drawing/2016/5/11/chartex" xmlns:cx6="http://schemas.microsoft.com/office/drawing/2016/5/12/chartex" xmlns:cx7="http://schemas.microsoft.com/office/drawing/2016/5/13/chartex" xmlns:cx8="http://schemas.microsoft.com/office/drawing/2016/5/14/chartex" xmlns:mc="http://schemas.openxmlformats.org/markup-compatibility/2006" xmlns:aink="http://schemas.microsoft.com/office/drawing/2016/ink" xmlns:am3d="http://schemas.microsoft.com/office/drawing/2017/model3d" xmlns:o="urn:schemas-microsoft-com:office:office" xmlns:oel="http://schemas.microsoft.com/office/2019/extlst" xmlns:r="http://schemas.openxmlformats.org/officeDocument/2006/relationships" xmlns:m="http://schemas.openxmlformats.org/officeDocument/2006/math" xmlns:v="urn:schemas-microsoft-com:vml" xmlns:wp14="http://schemas.microsoft.com/office/word/2010/wordprocessingDrawing" xmlns:wp="http://schemas.openxmlformats.org/drawingml/2006/wordprocessingDrawing" xmlns:w10="urn:schemas-microsoft-com:office:word" xmlns:w="http://schemas.openxmlformats.org/wordprocessingml/2006/main" xmlns:w14="http://schemas.microsoft.com/office/word/2010/wordml" xmlns:w15="http://schemas.microsoft.com/office/word/2012/wordml" xmlns:w16cex="http://schemas.microsoft.com/office/word/2018/wordml/cex" xmlns:w16cid="http://schemas.microsoft.com/office/word/2016/wordml/cid" xmlns:w16="http://schemas.microsoft.com/office/word/2018/wordml" xmlns:w16du="http://schemas.microsoft.com/office/word/2023/wordml/word16du" xmlns:w16sdtdh="http://schemas.microsoft.com/office/word/2020/wordml/sdtdatahash" xmlns:w16sdtfl="http://schemas.microsoft.com/office/word/2024/wordml/sdtformatlock" xmlns:w16se="http://schemas.microsoft.com/office/word/2015/wordml/symex" xmlns:wpg="http://schemas.microsoft.com/office/word/2010/wordprocessingGroup" xmlns:wpi="http://schemas.microsoft.com/office/word/2010/wordprocessingInk" xmlns:wne="http://schemas.microsoft.com/office/word/2006/wordml" xmlns:wps="http://schemas.microsoft.com/office/word/2010/wordprocessingShape" mc:Ignorable="w14 w15 w16se w16cid w16 w16cex w16sdtdh w16sdtfl w16du wp14">
+<w:document xmlns:wpc="http://schemas.microsoft.com/office/word/2010/wordprocessingCanvas" xmlns:cx="http://schemas.microsoft.com/office/drawing/2014/chartex" xmlns:cx1="http://schemas.microsoft.com/office/drawing/2015/9/8/chartex" xmlns:cx2="http://schemas.microsoft.com/office/drawing/2015/10/21/chartex" xmlns:cx3="http://schemas.microsoft.com/office/drawing/2016/5/9/chartex" xmlns:cx4="http://schemas.microsoft.com/office/drawing/2016/5/10/chartex" xmlns:cx5="http://schemas.microsoft.com/office/drawing/2016/5/11/chartex" xmlns:cx6="http://schemas.microsoft.com/office/drawing/2016/5/12/chartex" xmlns:cx7="http://schemas.microsoft.com/office/drawing/2016/5/13/chartex" xmlns:cx8="http://schemas.microsoft.com/office/drawing/2016/5/14/chartex" xmlns:mc="http://schemas.openxmlformats.org/markup-compatibility/2006" xmlns:aink="http://schemas.microsoft.com/office/drawing/2016/ink" xmlns:am3d="http://schemas.microsoft.com/office/drawing/2017/model3d" xmlns:o="urn:schemas-microsoft-com:office:office" xmlns:oel="http://schemas.microsoft.com/office/2019/extlst" xmlns:r="http://schemas.openxmlformats.org/officeDocument/2006/relationships" xmlns:m="http://schemas.openxmlformats.org/officeDocument/2006/math" xmlns:v="urn:schemas-microsoft-com:vml" xmlns:wp14="http://schemas.microsoft.com/office/word/2010/wordprocessingDrawing" xmlns:wp="http://schemas.openxmlformats.org/drawingml/2006/wordprocessingDrawing" xmlns:w10="urn:schemas-microsoft-com:office:word" xmlns:w="http://schemas.openxmlformats.org/wordprocessingml/2006/main" xmlns:w14="http://schemas.microsoft.com/office/word/2010/wordml" xmlns:w15="http://schemas.microsoft.com/office/word/2012/wordml" xmlns:w16cex="http://schemas.microsoft.com/office/word/2018/wordml/cex" xmlns:w16cid="http://schemas.microsoft.com/office/word/2016/wordml/cid" xmlns:w16="http://schemas.microsoft.com/office/word/2018/wordml" xmlns:w16sdtdh="http://schemas.microsoft.com/office/word/2020/wordml/sdtdatahash" xmlns:w16se="http://schemas.microsoft.com/office/word/2015/wordml/symex" xmlns:wpg="http://schemas.microsoft.com/office/word/2010/wordprocessingGroup" xmlns:wpi="http://schemas.microsoft.com/office/word/2010/wordprocessingInk" xmlns:wne="http://schemas.microsoft.com/office/word/2006/wordml" xmlns:wps="http://schemas.microsoft.com/office/word/2010/wordprocessingShape" mc:Ignorable="w14 w15 w16se w16cid w16 w16cex w16sdtdh wp14">
   <w:body>
     <w:sdt>
       <w:sdtPr>
@@ -122,7 +122,7 @@
               <w:noProof/>
             </w:rPr>
             <w:drawing>
-              <wp:inline distT="0" distB="0" distL="0" distR="0" wp14:anchorId="57354EC8" wp14:editId="7DBFBD20">
+              <wp:inline distT="0" distB="0" distL="0" distR="0" wp14:anchorId="57354EC8" wp14:editId="40269088">
                 <wp:extent cx="828675" cy="828675"/>
                 <wp:effectExtent l="0" t="0" r="9525" b="9525"/>
                 <wp:docPr id="14" name="Picture 14"/>
@@ -586,14 +586,13 @@
     <w:tbl>
       <w:tblPr>
         <w:tblStyle w:val="TableGrid"/>
-        <w:tblW w:w="0" w:type="auto"/>
+        <w:tblW w:w="9351" w:type="dxa"/>
         <w:tblLook w:val="04A0" w:firstRow="1" w:lastRow="0" w:firstColumn="1" w:lastColumn="0" w:noHBand="0" w:noVBand="1"/>
       </w:tblPr>
       <w:tblGrid>
-        <w:gridCol w:w="2337"/>
-        <w:gridCol w:w="2337"/>
-        <w:gridCol w:w="2338"/>
-        <w:gridCol w:w="2338"/>
+        <w:gridCol w:w="1310"/>
+        <w:gridCol w:w="1499"/>
+        <w:gridCol w:w="6542"/>
       </w:tblGrid>
       <w:tr>
         <w:tc>
@@ -603,16 +602,6 @@
           <w:p>
             <w:r>
               <w:t>Date</w:t>
-            </w:r>
-          </w:p>
-        </w:tc>
-        <w:tc>
-          <w:tcPr>
-            <w:tcW w:w="2337" w:type="dxa"/>
-          </w:tcPr>
-          <w:p>
-            <w:r>
-              <w:t>Student Name</w:t>
             </w:r>
           </w:p>
         </w:tc>
@@ -628,7 +617,7 @@
         </w:tc>
         <w:tc>
           <w:tcPr>
-            <w:tcW w:w="2338" w:type="dxa"/>
+            <w:tcW w:w="4676" w:type="dxa"/>
           </w:tcPr>
           <w:p>
             <w:r>
@@ -644,17 +633,19 @@
           </w:tcPr>
           <w:p>
             <w:r>
-              <w:t>Oct. 28th</w:t>
+              <w:t>Oct. 2</w:t>
             </w:r>
-          </w:p>
-        </w:tc>
-        <w:tc>
-          <w:tcPr>
-            <w:tcW w:w="2337" w:type="dxa"/>
-          </w:tcPr>
-          <w:p>
             <w:r>
-              <w:t>Israel Ogunseye</w:t>
+              <w:t>6</w:t>
+            </w:r>
+            <w:r>
+              <w:rPr>
+                <w:vertAlign w:val="superscript"/>
+              </w:rPr>
+              <w:t>th</w:t>
+            </w:r>
+            <w:r>
+              <w:t xml:space="preserve"> </w:t>
             </w:r>
           </w:p>
         </w:tc>
@@ -670,7 +661,7 @@
         </w:tc>
         <w:tc>
           <w:tcPr>
-            <w:tcW w:w="2338" w:type="dxa"/>
+            <w:tcW w:w="4676" w:type="dxa"/>
           </w:tcPr>
           <w:p>
             <w:r>
@@ -702,17 +693,74 @@
           </w:tcPr>
           <w:p>
             <w:r>
-              <w:t>Oct. 29th</w:t>
+              <w:t>Oct. 27</w:t>
+            </w:r>
+            <w:r>
+              <w:rPr>
+                <w:vertAlign w:val="superscript"/>
+              </w:rPr>
+              <w:t>th</w:t>
+            </w:r>
+            <w:r>
+              <w:t xml:space="preserve"> </w:t>
             </w:r>
           </w:p>
         </w:tc>
+        <w:tc>
+          <w:tcPr>
+            <w:tcW w:w="2338" w:type="dxa"/>
+          </w:tcPr>
+          <w:p>
+            <w:r>
+              <w:t>1 hour</w:t>
+            </w:r>
+          </w:p>
+        </w:tc>
+        <w:tc>
+          <w:tcPr>
+            <w:tcW w:w="4676" w:type="dxa"/>
+          </w:tcPr>
+          <w:p>
+            <w:r>
+              <w:t xml:space="preserve">For novel tool </w:t>
+            </w:r>
+            <w:r>
+              <w:t xml:space="preserve">Started research on novel tool. </w:t>
+            </w:r>
+            <w:r>
+              <w:t>Selected Python 3.7+ as primary language for cross-platform compatibility and extensive library support</w:t>
+            </w:r>
+            <w:r>
+              <w:t xml:space="preserve">. </w:t>
+            </w:r>
+            <w:r>
+              <w:t xml:space="preserve">Planned use of threading for concurrent monitoring operations. Selected JSON for data serialization and </w:t>
+            </w:r>
+            <w:proofErr w:type="spellStart"/>
+            <w:r>
+              <w:t>zipfile</w:t>
+            </w:r>
+            <w:proofErr w:type="spellEnd"/>
+            <w:r>
+              <w:t xml:space="preserve"> for export functionality.</w:t>
+            </w:r>
+          </w:p>
+        </w:tc>
+      </w:tr>
+      <w:tr>
         <w:tc>
           <w:tcPr>
             <w:tcW w:w="2337" w:type="dxa"/>
           </w:tcPr>
           <w:p>
             <w:r>
-              <w:t>Israel Ogunseye</w:t>
+              <w:t>Oct. 2</w:t>
+            </w:r>
+            <w:r>
+              <w:t>8</w:t>
+            </w:r>
+            <w:r>
+              <w:t>th</w:t>
             </w:r>
           </w:p>
         </w:tc>
@@ -728,7 +776,7 @@
         </w:tc>
         <w:tc>
           <w:tcPr>
-            <w:tcW w:w="2338" w:type="dxa"/>
+            <w:tcW w:w="4676" w:type="dxa"/>
           </w:tcPr>
           <w:p>
             <w:r>
@@ -760,17 +808,94 @@
           </w:tcPr>
           <w:p>
             <w:r>
-              <w:t>Oct. 30th</w:t>
+              <w:t>Oct 29</w:t>
+            </w:r>
+            <w:r>
+              <w:rPr>
+                <w:vertAlign w:val="superscript"/>
+              </w:rPr>
+              <w:t>th</w:t>
+            </w:r>
+            <w:r>
+              <w:t xml:space="preserve"> </w:t>
             </w:r>
           </w:p>
         </w:tc>
+        <w:tc>
+          <w:tcPr>
+            <w:tcW w:w="2338" w:type="dxa"/>
+          </w:tcPr>
+          <w:p>
+            <w:r>
+              <w:t>3 hours</w:t>
+            </w:r>
+          </w:p>
+        </w:tc>
+        <w:tc>
+          <w:tcPr>
+            <w:tcW w:w="4676" w:type="dxa"/>
+          </w:tcPr>
+          <w:p>
+            <w:r>
+              <w:t>For novel tool</w:t>
+            </w:r>
+            <w:r>
+              <w:t xml:space="preserve">, I </w:t>
+            </w:r>
+            <w:r>
+              <w:t xml:space="preserve">Implemented </w:t>
+            </w:r>
+            <w:proofErr w:type="spellStart"/>
+            <w:r>
+              <w:t>ADBConnector</w:t>
+            </w:r>
+            <w:proofErr w:type="spellEnd"/>
+            <w:r>
+              <w:t xml:space="preserve"> class with automatic ADB path detection. Created `_</w:t>
+            </w:r>
+            <w:proofErr w:type="spellStart"/>
+            <w:r>
+              <w:t>find_</w:t>
+            </w:r>
+            <w:proofErr w:type="gramStart"/>
+            <w:r>
+              <w:t>adb</w:t>
+            </w:r>
+            <w:proofErr w:type="spellEnd"/>
+            <w:r>
+              <w:t>(</w:t>
+            </w:r>
+            <w:proofErr w:type="gramEnd"/>
+            <w:r>
+              <w:t>)` method that searches common Android SDK installation paths on Windows, Linux, and Mac. Implemented `_</w:t>
+            </w:r>
+            <w:proofErr w:type="spellStart"/>
+            <w:r>
+              <w:t>run_</w:t>
+            </w:r>
+            <w:proofErr w:type="gramStart"/>
+            <w:r>
+              <w:t>command</w:t>
+            </w:r>
+            <w:proofErr w:type="spellEnd"/>
+            <w:r>
+              <w:t>(</w:t>
+            </w:r>
+            <w:proofErr w:type="gramEnd"/>
+            <w:r>
+              <w:t>)` method for executing ADB commands with proper error handling and timeout management (30-second timeout)</w:t>
+            </w:r>
+          </w:p>
+        </w:tc>
+      </w:tr>
+      <w:tr>
         <w:tc>
           <w:tcPr>
             <w:tcW w:w="2337" w:type="dxa"/>
           </w:tcPr>
           <w:p>
             <w:r>
-              <w:t>Israel Ogunseye</w:t>
+              <w:t>Oct. 30th</w:t>
             </w:r>
           </w:p>
         </w:tc>
@@ -786,7 +911,7 @@
         </w:tc>
         <w:tc>
           <w:tcPr>
-            <w:tcW w:w="2338" w:type="dxa"/>
+            <w:tcW w:w="4676" w:type="dxa"/>
           </w:tcPr>
           <w:p>
             <w:r>
@@ -808,16 +933,6 @@
         </w:tc>
         <w:tc>
           <w:tcPr>
-            <w:tcW w:w="2337" w:type="dxa"/>
-          </w:tcPr>
-          <w:p>
-            <w:r>
-              <w:t>Israel Ogunseye</w:t>
-            </w:r>
-          </w:p>
-        </w:tc>
-        <w:tc>
-          <w:tcPr>
             <w:tcW w:w="2338" w:type="dxa"/>
           </w:tcPr>
           <w:p>
@@ -828,7 +943,7 @@
         </w:tc>
         <w:tc>
           <w:tcPr>
-            <w:tcW w:w="2338" w:type="dxa"/>
+            <w:tcW w:w="4676" w:type="dxa"/>
           </w:tcPr>
           <w:p>
             <w:r>
@@ -866,16 +981,6 @@
         </w:tc>
         <w:tc>
           <w:tcPr>
-            <w:tcW w:w="2337" w:type="dxa"/>
-          </w:tcPr>
-          <w:p>
-            <w:r>
-              <w:t>Israel Ogunseye</w:t>
-            </w:r>
-          </w:p>
-        </w:tc>
-        <w:tc>
-          <w:tcPr>
             <w:tcW w:w="2338" w:type="dxa"/>
           </w:tcPr>
           <w:p>
@@ -886,7 +991,7 @@
         </w:tc>
         <w:tc>
           <w:tcPr>
-            <w:tcW w:w="2338" w:type="dxa"/>
+            <w:tcW w:w="4676" w:type="dxa"/>
           </w:tcPr>
           <w:p>
             <w:r>
@@ -916,16 +1021,6 @@
         </w:tc>
         <w:tc>
           <w:tcPr>
-            <w:tcW w:w="2337" w:type="dxa"/>
-          </w:tcPr>
-          <w:p>
-            <w:r>
-              <w:t>Israel Ogunseye</w:t>
-            </w:r>
-          </w:p>
-        </w:tc>
-        <w:tc>
-          <w:tcPr>
             <w:tcW w:w="2338" w:type="dxa"/>
           </w:tcPr>
           <w:p>
@@ -936,7 +1031,7 @@
         </w:tc>
         <w:tc>
           <w:tcPr>
-            <w:tcW w:w="2338" w:type="dxa"/>
+            <w:tcW w:w="4676" w:type="dxa"/>
           </w:tcPr>
           <w:p>
             <w:r>
@@ -958,20 +1053,53 @@
           <w:tcPr>
             <w:tcW w:w="2337" w:type="dxa"/>
           </w:tcPr>
+          <w:p/>
+        </w:tc>
+        <w:tc>
+          <w:tcPr>
+            <w:tcW w:w="2338" w:type="dxa"/>
+          </w:tcPr>
           <w:p>
             <w:r>
-              <w:lastRenderedPageBreak/>
-              <w:t>Nov. 5th</w:t>
+              <w:t>1 hour</w:t>
             </w:r>
           </w:p>
         </w:tc>
+        <w:tc>
+          <w:tcPr>
+            <w:tcW w:w="4676" w:type="dxa"/>
+          </w:tcPr>
+          <w:p>
+            <w:r>
+              <w:t xml:space="preserve">Conducted research on </w:t>
+            </w:r>
+            <w:proofErr w:type="spellStart"/>
+            <w:r>
+              <w:t>Andriller</w:t>
+            </w:r>
+            <w:proofErr w:type="spellEnd"/>
+            <w:r>
+              <w:t xml:space="preserve">, </w:t>
+            </w:r>
+            <w:proofErr w:type="spellStart"/>
+            <w:r>
+              <w:t>Mvt</w:t>
+            </w:r>
+            <w:proofErr w:type="spellEnd"/>
+            <w:r>
+              <w:t xml:space="preserve"> to have an idea on how to implement novel tool. Studied how extraction concept works with these tools. Also studied forensic analysis implementation</w:t>
+            </w:r>
+          </w:p>
+        </w:tc>
+      </w:tr>
+      <w:tr>
         <w:tc>
           <w:tcPr>
             <w:tcW w:w="2337" w:type="dxa"/>
           </w:tcPr>
           <w:p>
             <w:r>
-              <w:t>Israel Ogunseye</w:t>
+              <w:t>Nov. 5th</w:t>
             </w:r>
           </w:p>
         </w:tc>
@@ -987,7 +1115,7 @@
         </w:tc>
         <w:tc>
           <w:tcPr>
-            <w:tcW w:w="2338" w:type="dxa"/>
+            <w:tcW w:w="4676" w:type="dxa"/>
           </w:tcPr>
           <w:p>
             <w:r>
@@ -1009,16 +1137,6 @@
         </w:tc>
         <w:tc>
           <w:tcPr>
-            <w:tcW w:w="2337" w:type="dxa"/>
-          </w:tcPr>
-          <w:p>
-            <w:r>
-              <w:t>Israel Ogunseye</w:t>
-            </w:r>
-          </w:p>
-        </w:tc>
-        <w:tc>
-          <w:tcPr>
             <w:tcW w:w="2338" w:type="dxa"/>
           </w:tcPr>
           <w:p>
@@ -1029,7 +1147,7 @@
         </w:tc>
         <w:tc>
           <w:tcPr>
-            <w:tcW w:w="2338" w:type="dxa"/>
+            <w:tcW w:w="4676" w:type="dxa"/>
           </w:tcPr>
           <w:p>
             <w:r>
@@ -1051,16 +1169,6 @@
         </w:tc>
         <w:tc>
           <w:tcPr>
-            <w:tcW w:w="2337" w:type="dxa"/>
-          </w:tcPr>
-          <w:p>
-            <w:r>
-              <w:t>Israel Ogunseye</w:t>
-            </w:r>
-          </w:p>
-        </w:tc>
-        <w:tc>
-          <w:tcPr>
             <w:tcW w:w="2338" w:type="dxa"/>
           </w:tcPr>
           <w:p>
@@ -1071,7 +1179,7 @@
         </w:tc>
         <w:tc>
           <w:tcPr>
-            <w:tcW w:w="2338" w:type="dxa"/>
+            <w:tcW w:w="4676" w:type="dxa"/>
           </w:tcPr>
           <w:p>
             <w:r>
@@ -1101,16 +1209,6 @@
         </w:tc>
         <w:tc>
           <w:tcPr>
-            <w:tcW w:w="2337" w:type="dxa"/>
-          </w:tcPr>
-          <w:p>
-            <w:r>
-              <w:t>Israel Ogunseye</w:t>
-            </w:r>
-          </w:p>
-        </w:tc>
-        <w:tc>
-          <w:tcPr>
             <w:tcW w:w="2338" w:type="dxa"/>
           </w:tcPr>
           <w:p>
@@ -1121,7 +1219,7 @@
         </w:tc>
         <w:tc>
           <w:tcPr>
-            <w:tcW w:w="2338" w:type="dxa"/>
+            <w:tcW w:w="4676" w:type="dxa"/>
           </w:tcPr>
           <w:p>
             <w:r>
@@ -1143,10 +1241,416 @@
             <w:r>
               <w:t xml:space="preserve"> analysis; documented findings; Updated proposal template with final summary and timeline; Submitted weekly report and project proposal template</w:t>
             </w:r>
+            <w:r>
+              <w:t>.</w:t>
+            </w:r>
+          </w:p>
+          <w:p/>
+          <w:p>
+            <w:r>
+              <w:lastRenderedPageBreak/>
+              <w:t xml:space="preserve">For novel tool attempt, </w:t>
+            </w:r>
+            <w:r>
+              <w:t>Implemented `</w:t>
+            </w:r>
+            <w:proofErr w:type="spellStart"/>
+            <w:r>
+              <w:t>check_root_</w:t>
+            </w:r>
+            <w:proofErr w:type="gramStart"/>
+            <w:r>
+              <w:t>status</w:t>
+            </w:r>
+            <w:proofErr w:type="spellEnd"/>
+            <w:r>
+              <w:t>(</w:t>
+            </w:r>
+            <w:proofErr w:type="gramEnd"/>
+            <w:r>
+              <w:t xml:space="preserve">)` with five different verification approaches: checking if </w:t>
+            </w:r>
+            <w:proofErr w:type="spellStart"/>
+            <w:r>
+              <w:t>adbd</w:t>
+            </w:r>
+            <w:proofErr w:type="spellEnd"/>
+            <w:r>
+              <w:t xml:space="preserve"> is running as root, verifying `</w:t>
+            </w:r>
+            <w:proofErr w:type="spellStart"/>
+            <w:r>
+              <w:t>uid</w:t>
+            </w:r>
+            <w:proofErr w:type="spellEnd"/>
+            <w:r>
+              <w:t>=0` via `id` command, testing `</w:t>
+            </w:r>
+            <w:proofErr w:type="spellStart"/>
+            <w:r>
+              <w:t>su</w:t>
+            </w:r>
+            <w:proofErr w:type="spellEnd"/>
+            <w:r>
+              <w:t>` command execution, checking `</w:t>
+            </w:r>
+            <w:proofErr w:type="spellStart"/>
+            <w:r>
+              <w:t>su</w:t>
+            </w:r>
+            <w:proofErr w:type="spellEnd"/>
+            <w:r>
+              <w:t xml:space="preserve"> -c echo` functionality, and verifying `</w:t>
+            </w:r>
+            <w:proofErr w:type="spellStart"/>
+            <w:r>
+              <w:t>whoami</w:t>
+            </w:r>
+            <w:proofErr w:type="spellEnd"/>
+            <w:r>
+              <w:t>` as root</w:t>
+            </w:r>
+            <w:r>
+              <w:t xml:space="preserve"> due to the persistent root issue</w:t>
+            </w:r>
+          </w:p>
+        </w:tc>
+      </w:tr>
+      <w:tr>
+        <w:tc>
+          <w:tcPr>
+            <w:tcW w:w="2337" w:type="dxa"/>
+          </w:tcPr>
+          <w:p>
+            <w:r>
+              <w:lastRenderedPageBreak/>
+              <w:t>Nov. 9</w:t>
+            </w:r>
+            <w:r>
+              <w:rPr>
+                <w:vertAlign w:val="superscript"/>
+              </w:rPr>
+              <w:t>th</w:t>
+            </w:r>
+            <w:r>
+              <w:t xml:space="preserve"> </w:t>
+            </w:r>
+          </w:p>
+        </w:tc>
+        <w:tc>
+          <w:tcPr>
+            <w:tcW w:w="2338" w:type="dxa"/>
+          </w:tcPr>
+          <w:p>
+            <w:r>
+              <w:t>3 hours</w:t>
+            </w:r>
+          </w:p>
+        </w:tc>
+        <w:tc>
+          <w:tcPr>
+            <w:tcW w:w="4676" w:type="dxa"/>
+          </w:tcPr>
+          <w:p>
+            <w:pPr>
+              <w:spacing w:after="160" w:line="278" w:lineRule="auto"/>
+            </w:pPr>
+            <w:r>
+              <w:t xml:space="preserve">For novel </w:t>
+            </w:r>
+            <w:proofErr w:type="gramStart"/>
+            <w:r>
+              <w:t>tool</w:t>
+            </w:r>
+            <w:r>
+              <w:t xml:space="preserve">, </w:t>
+            </w:r>
+            <w:r>
+              <w:t xml:space="preserve"> </w:t>
+            </w:r>
+            <w:r>
+              <w:t>Continued</w:t>
+            </w:r>
+            <w:proofErr w:type="gramEnd"/>
+            <w:r>
+              <w:t xml:space="preserve"> working on the root issue</w:t>
+            </w:r>
+            <w:r>
+              <w:t>. Created comprehensive error handling for root enable failures with specific troubleshooting guidance. Implemented root status refresh functionality with automatic reconnection.</w:t>
+            </w:r>
+          </w:p>
+          <w:p/>
+        </w:tc>
+      </w:tr>
+      <w:tr>
+        <w:tc>
+          <w:tcPr>
+            <w:tcW w:w="2337" w:type="dxa"/>
+          </w:tcPr>
+          <w:p>
+            <w:r>
+              <w:t>Nov 10</w:t>
+            </w:r>
+            <w:r>
+              <w:rPr>
+                <w:vertAlign w:val="superscript"/>
+              </w:rPr>
+              <w:t>th</w:t>
+            </w:r>
+            <w:r>
+              <w:t xml:space="preserve"> </w:t>
+            </w:r>
+          </w:p>
+        </w:tc>
+        <w:tc>
+          <w:tcPr>
+            <w:tcW w:w="2338" w:type="dxa"/>
+          </w:tcPr>
+          <w:p>
+            <w:r>
+              <w:t>3 hours</w:t>
+            </w:r>
+          </w:p>
+        </w:tc>
+        <w:tc>
+          <w:tcPr>
+            <w:tcW w:w="4676" w:type="dxa"/>
+          </w:tcPr>
+          <w:p>
+            <w:pPr>
+              <w:spacing w:after="160" w:line="278" w:lineRule="auto"/>
+            </w:pPr>
+            <w:r>
+              <w:t xml:space="preserve">For novel tool, </w:t>
+            </w:r>
+            <w:r>
+              <w:t>Implemented SMS/MMS message extraction functionality. Created `</w:t>
+            </w:r>
+            <w:proofErr w:type="spellStart"/>
+            <w:r>
+              <w:t>extract_</w:t>
+            </w:r>
+            <w:proofErr w:type="gramStart"/>
+            <w:r>
+              <w:t>messages</w:t>
+            </w:r>
+            <w:proofErr w:type="spellEnd"/>
+            <w:r>
+              <w:t>(</w:t>
+            </w:r>
+            <w:proofErr w:type="gramEnd"/>
+            <w:r>
+              <w:t>)` method that searches common SMS database locations including `/data/data/</w:t>
+            </w:r>
+            <w:proofErr w:type="spellStart"/>
+            <w:r>
+              <w:t>com.android.providers.telephony</w:t>
+            </w:r>
+            <w:proofErr w:type="spellEnd"/>
+            <w:r>
+              <w:t>/databases/</w:t>
+            </w:r>
+            <w:proofErr w:type="spellStart"/>
+            <w:r>
+              <w:t>mmssms.db</w:t>
+            </w:r>
+            <w:proofErr w:type="spellEnd"/>
+            <w:r>
+              <w:t>` and `/data/data/</w:t>
+            </w:r>
+            <w:proofErr w:type="spellStart"/>
+            <w:r>
+              <w:t>com.android.mms</w:t>
+            </w:r>
+            <w:proofErr w:type="spellEnd"/>
+            <w:r>
+              <w:t xml:space="preserve">/databases/`. </w:t>
+            </w:r>
+          </w:p>
+        </w:tc>
+      </w:tr>
+      <w:tr>
+        <w:tc>
+          <w:tcPr>
+            <w:tcW w:w="2337" w:type="dxa"/>
+          </w:tcPr>
+          <w:p>
+            <w:r>
+              <w:t>Nov 11</w:t>
+            </w:r>
+            <w:r>
+              <w:rPr>
+                <w:vertAlign w:val="superscript"/>
+              </w:rPr>
+              <w:t>th</w:t>
+            </w:r>
+            <w:r>
+              <w:t xml:space="preserve"> </w:t>
+            </w:r>
+          </w:p>
+        </w:tc>
+        <w:tc>
+          <w:tcPr>
+            <w:tcW w:w="2338" w:type="dxa"/>
+          </w:tcPr>
+          <w:p>
+            <w:r>
+              <w:t>2 hours</w:t>
+            </w:r>
+          </w:p>
+        </w:tc>
+        <w:tc>
+          <w:tcPr>
+            <w:tcW w:w="4676" w:type="dxa"/>
+          </w:tcPr>
+          <w:p>
+            <w:pPr>
+              <w:spacing w:after="160" w:line="278" w:lineRule="auto"/>
+            </w:pPr>
+            <w:r>
+              <w:t>For novel tool</w:t>
+            </w:r>
+            <w:r>
+              <w:t xml:space="preserve">, </w:t>
+            </w:r>
+            <w:proofErr w:type="gramStart"/>
+            <w:r>
+              <w:t>Implemented</w:t>
+            </w:r>
+            <w:proofErr w:type="gramEnd"/>
+            <w:r>
+              <w:t xml:space="preserve"> file pulling mechanism using ADB pull command. Created organized directory structure (`messages/` subdirectory) for extracted files. Added error handling for missing databases and permission issues. Implemented file verification to ensure successful extraction.</w:t>
+            </w:r>
+            <w:r>
+              <w:t xml:space="preserve"> (still a work in progress)</w:t>
+            </w:r>
           </w:p>
         </w:tc>
       </w:tr>
     </w:tbl>
+    <w:p/>
+    <w:p/>
+    <w:p/>
+    <w:p>
+      <w:pPr>
+        <w:rPr>
+          <w:b/>
+          <w:bCs/>
+        </w:rPr>
+      </w:pPr>
+      <w:r>
+        <w:rPr>
+          <w:b/>
+          <w:bCs/>
+        </w:rPr>
+        <w:t xml:space="preserve">Work Done </w:t>
+      </w:r>
+    </w:p>
+    <w:p>
+      <w:r>
+        <w:t xml:space="preserve">The Novel Forensic Tool for 4440 is an in-progress Python- and </w:t>
+      </w:r>
+      <w:proofErr w:type="spellStart"/>
+      <w:r>
+        <w:t>tkinter</w:t>
+      </w:r>
+      <w:proofErr w:type="spellEnd"/>
+      <w:r>
+        <w:t xml:space="preserve">-based Android forensic application that integrates core capabilities from </w:t>
+      </w:r>
+      <w:proofErr w:type="spellStart"/>
+      <w:r>
+        <w:t>Andriller</w:t>
+      </w:r>
+      <w:proofErr w:type="spellEnd"/>
+      <w:r>
+        <w:t xml:space="preserve"> (data extraction), MVT (monitoring), and </w:t>
+      </w:r>
+      <w:proofErr w:type="spellStart"/>
+      <w:r>
+        <w:t>MobSF</w:t>
+      </w:r>
+      <w:proofErr w:type="spellEnd"/>
+      <w:r>
+        <w:t xml:space="preserve"> (security analysis) into a unified GUI tool. We have made significant progress in development, successfully resolving two major persistent issues: enabling root access across different emulator system images and ensuring reliable emulator detection through the ADB connector. With these challenges now solved</w:t>
+      </w:r>
+      <w:r>
+        <w:t>. T</w:t>
+      </w:r>
+      <w:r>
+        <w:t>hanks to robust root-verification methods, improved error handling, and enhanced device-recognition logic</w:t>
+      </w:r>
+      <w:r>
+        <w:t xml:space="preserve">, </w:t>
+      </w:r>
+      <w:r>
+        <w:t>we have moved forward into the extraction pha</w:t>
+      </w:r>
+      <w:r>
+        <w:t>se</w:t>
+      </w:r>
+      <w:r>
+        <w:t xml:space="preserve">. </w:t>
+      </w:r>
+      <w:r>
+        <w:t>Our goal for the app is to build a fully comprehensive, extensible, and reliable mobile forensic analysis platform that performs real, verifiable Android forensic tasks, capturing system activity, extracting device data, analyzing app behavior, and generating structured forensic reports, while continuing to expand toward deeper analysis features such as database parsing, network packet capture, event correlation, automated vulnerability reporting, and multi-platform support. Ultimately, we aim to evolve the tool into a powerful, professional-grade forensic solution capable of advanced monitoring, security assessment, anomaly detection, and integration with broader forensic workflows.</w:t>
+      </w:r>
+    </w:p>
+    <w:p/>
+    <w:p>
+      <w:pPr>
+        <w:rPr>
+          <w:lang w:val="en-CA"/>
+        </w:rPr>
+      </w:pPr>
+      <w:r>
+        <w:rPr>
+          <w:lang w:val="en-CA"/>
+        </w:rPr>
+        <w:lastRenderedPageBreak/>
+        <w:t>The tool's architecture</w:t>
+      </w:r>
+      <w:r>
+        <w:rPr>
+          <w:lang w:val="en-CA"/>
+        </w:rPr>
+        <w:t xml:space="preserve"> so far</w:t>
+      </w:r>
+      <w:r>
+        <w:rPr>
+          <w:lang w:val="en-CA"/>
+        </w:rPr>
+        <w:t xml:space="preserve"> employs a modular design with six core Python modules communicating through ADB (Android Debug Bridge) via subprocess execution with 30-second timeouts and automatic path resolution across Windows, Linux, and Mac platforms. Root access implementation utilizes five independent verification methods (ADBD status checking, UID verification via `</w:t>
+      </w:r>
+      <w:proofErr w:type="spellStart"/>
+      <w:r>
+        <w:rPr>
+          <w:lang w:val="en-CA"/>
+        </w:rPr>
+        <w:t>adb</w:t>
+      </w:r>
+      <w:proofErr w:type="spellEnd"/>
+      <w:r>
+        <w:rPr>
+          <w:lang w:val="en-CA"/>
+        </w:rPr>
+        <w:t xml:space="preserve"> shell id`, SU command testing, echo validation, and </w:t>
+      </w:r>
+      <w:proofErr w:type="spellStart"/>
+      <w:r>
+        <w:rPr>
+          <w:lang w:val="en-CA"/>
+        </w:rPr>
+        <w:t>whoami</w:t>
+      </w:r>
+      <w:proofErr w:type="spellEnd"/>
+      <w:r>
+        <w:rPr>
+          <w:lang w:val="en-CA"/>
+        </w:rPr>
+        <w:t xml:space="preserve"> confirmation) with sophisticated restart sequences involving ADB server kill/restart cycles and 2-3 second wait intervals for reliable emulator reconnection. </w:t>
+      </w:r>
+    </w:p>
     <w:p/>
     <w:sectPr>
       <w:footerReference w:type="default" r:id="rId12"/>
@@ -1162,7 +1666,7 @@
 </file>
 
 <file path=word/endnotes.xml><?xml version="1.0" encoding="utf-8"?>
-<w:endnotes xmlns:wpc="http://schemas.microsoft.com/office/word/2010/wordprocessingCanvas" xmlns:cx="http://schemas.microsoft.com/office/drawing/2014/chartex" xmlns:cx1="http://schemas.microsoft.com/office/drawing/2015/9/8/chartex" xmlns:cx2="http://schemas.microsoft.com/office/drawing/2015/10/21/chartex" xmlns:cx3="http://schemas.microsoft.com/office/drawing/2016/5/9/chartex" xmlns:cx4="http://schemas.microsoft.com/office/drawing/2016/5/10/chartex" xmlns:cx5="http://schemas.microsoft.com/office/drawing/2016/5/11/chartex" xmlns:cx6="http://schemas.microsoft.com/office/drawing/2016/5/12/chartex" xmlns:cx7="http://schemas.microsoft.com/office/drawing/2016/5/13/chartex" xmlns:cx8="http://schemas.microsoft.com/office/drawing/2016/5/14/chartex" xmlns:mc="http://schemas.openxmlformats.org/markup-compatibility/2006" xmlns:aink="http://schemas.microsoft.com/office/drawing/2016/ink" xmlns:am3d="http://schemas.microsoft.com/office/drawing/2017/model3d" xmlns:o="urn:schemas-microsoft-com:office:office" xmlns:oel="http://schemas.microsoft.com/office/2019/extlst" xmlns:r="http://schemas.openxmlformats.org/officeDocument/2006/relationships" xmlns:m="http://schemas.openxmlformats.org/officeDocument/2006/math" xmlns:v="urn:schemas-microsoft-com:vml" xmlns:wp14="http://schemas.microsoft.com/office/word/2010/wordprocessingDrawing" xmlns:wp="http://schemas.openxmlformats.org/drawingml/2006/wordprocessingDrawing" xmlns:w10="urn:schemas-microsoft-com:office:word" xmlns:w="http://schemas.openxmlformats.org/wordprocessingml/2006/main" xmlns:w14="http://schemas.microsoft.com/office/word/2010/wordml" xmlns:w15="http://schemas.microsoft.com/office/word/2012/wordml" xmlns:w16cex="http://schemas.microsoft.com/office/word/2018/wordml/cex" xmlns:w16cid="http://schemas.microsoft.com/office/word/2016/wordml/cid" xmlns:w16="http://schemas.microsoft.com/office/word/2018/wordml" xmlns:w16du="http://schemas.microsoft.com/office/word/2023/wordml/word16du" xmlns:w16sdtdh="http://schemas.microsoft.com/office/word/2020/wordml/sdtdatahash" xmlns:w16sdtfl="http://schemas.microsoft.com/office/word/2024/wordml/sdtformatlock" xmlns:w16se="http://schemas.microsoft.com/office/word/2015/wordml/symex" xmlns:wpg="http://schemas.microsoft.com/office/word/2010/wordprocessingGroup" xmlns:wpi="http://schemas.microsoft.com/office/word/2010/wordprocessingInk" xmlns:wne="http://schemas.microsoft.com/office/word/2006/wordml" xmlns:wps="http://schemas.microsoft.com/office/word/2010/wordprocessingShape" mc:Ignorable="w14 w15 w16se w16cid w16 w16cex w16sdtdh w16sdtfl w16du wp14">
+<w:endnotes xmlns:wpc="http://schemas.microsoft.com/office/word/2010/wordprocessingCanvas" xmlns:cx="http://schemas.microsoft.com/office/drawing/2014/chartex" xmlns:cx1="http://schemas.microsoft.com/office/drawing/2015/9/8/chartex" xmlns:cx2="http://schemas.microsoft.com/office/drawing/2015/10/21/chartex" xmlns:cx3="http://schemas.microsoft.com/office/drawing/2016/5/9/chartex" xmlns:cx4="http://schemas.microsoft.com/office/drawing/2016/5/10/chartex" xmlns:cx5="http://schemas.microsoft.com/office/drawing/2016/5/11/chartex" xmlns:cx6="http://schemas.microsoft.com/office/drawing/2016/5/12/chartex" xmlns:cx7="http://schemas.microsoft.com/office/drawing/2016/5/13/chartex" xmlns:cx8="http://schemas.microsoft.com/office/drawing/2016/5/14/chartex" xmlns:mc="http://schemas.openxmlformats.org/markup-compatibility/2006" xmlns:aink="http://schemas.microsoft.com/office/drawing/2016/ink" xmlns:am3d="http://schemas.microsoft.com/office/drawing/2017/model3d" xmlns:o="urn:schemas-microsoft-com:office:office" xmlns:oel="http://schemas.microsoft.com/office/2019/extlst" xmlns:r="http://schemas.openxmlformats.org/officeDocument/2006/relationships" xmlns:m="http://schemas.openxmlformats.org/officeDocument/2006/math" xmlns:v="urn:schemas-microsoft-com:vml" xmlns:wp14="http://schemas.microsoft.com/office/word/2010/wordprocessingDrawing" xmlns:wp="http://schemas.openxmlformats.org/drawingml/2006/wordprocessingDrawing" xmlns:w10="urn:schemas-microsoft-com:office:word" xmlns:w="http://schemas.openxmlformats.org/wordprocessingml/2006/main" xmlns:w14="http://schemas.microsoft.com/office/word/2010/wordml" xmlns:w15="http://schemas.microsoft.com/office/word/2012/wordml" xmlns:w16cex="http://schemas.microsoft.com/office/word/2018/wordml/cex" xmlns:w16cid="http://schemas.microsoft.com/office/word/2016/wordml/cid" xmlns:w16="http://schemas.microsoft.com/office/word/2018/wordml" xmlns:w16sdtdh="http://schemas.microsoft.com/office/word/2020/wordml/sdtdatahash" xmlns:w16se="http://schemas.microsoft.com/office/word/2015/wordml/symex" xmlns:wpg="http://schemas.microsoft.com/office/word/2010/wordprocessingGroup" xmlns:wpi="http://schemas.microsoft.com/office/word/2010/wordprocessingInk" xmlns:wne="http://schemas.microsoft.com/office/word/2006/wordml" xmlns:wps="http://schemas.microsoft.com/office/word/2010/wordprocessingShape" mc:Ignorable="w14 w15 w16se w16cid w16 w16cex w16sdtdh wp14">
   <w:endnote w:type="separator" w:id="-1">
     <w:p>
       <w:pPr>
@@ -1187,7 +1691,7 @@
 </file>
 
 <file path=word/footer1.xml><?xml version="1.0" encoding="utf-8"?>
-<w:ftr xmlns:wpc="http://schemas.microsoft.com/office/word/2010/wordprocessingCanvas" xmlns:cx="http://schemas.microsoft.com/office/drawing/2014/chartex" xmlns:cx1="http://schemas.microsoft.com/office/drawing/2015/9/8/chartex" xmlns:cx2="http://schemas.microsoft.com/office/drawing/2015/10/21/chartex" xmlns:cx3="http://schemas.microsoft.com/office/drawing/2016/5/9/chartex" xmlns:cx4="http://schemas.microsoft.com/office/drawing/2016/5/10/chartex" xmlns:cx5="http://schemas.microsoft.com/office/drawing/2016/5/11/chartex" xmlns:cx6="http://schemas.microsoft.com/office/drawing/2016/5/12/chartex" xmlns:cx7="http://schemas.microsoft.com/office/drawing/2016/5/13/chartex" xmlns:cx8="http://schemas.microsoft.com/office/drawing/2016/5/14/chartex" xmlns:mc="http://schemas.openxmlformats.org/markup-compatibility/2006" xmlns:aink="http://schemas.microsoft.com/office/drawing/2016/ink" xmlns:am3d="http://schemas.microsoft.com/office/drawing/2017/model3d" xmlns:o="urn:schemas-microsoft-com:office:office" xmlns:oel="http://schemas.microsoft.com/office/2019/extlst" xmlns:r="http://schemas.openxmlformats.org/officeDocument/2006/relationships" xmlns:m="http://schemas.openxmlformats.org/officeDocument/2006/math" xmlns:v="urn:schemas-microsoft-com:vml" xmlns:wp14="http://schemas.microsoft.com/office/word/2010/wordprocessingDrawing" xmlns:wp="http://schemas.openxmlformats.org/drawingml/2006/wordprocessingDrawing" xmlns:w10="urn:schemas-microsoft-com:office:word" xmlns:w="http://schemas.openxmlformats.org/wordprocessingml/2006/main" xmlns:w14="http://schemas.microsoft.com/office/word/2010/wordml" xmlns:w15="http://schemas.microsoft.com/office/word/2012/wordml" xmlns:w16cex="http://schemas.microsoft.com/office/word/2018/wordml/cex" xmlns:w16cid="http://schemas.microsoft.com/office/word/2016/wordml/cid" xmlns:w16="http://schemas.microsoft.com/office/word/2018/wordml" xmlns:w16du="http://schemas.microsoft.com/office/word/2023/wordml/word16du" xmlns:w16sdtdh="http://schemas.microsoft.com/office/word/2020/wordml/sdtdatahash" xmlns:w16sdtfl="http://schemas.microsoft.com/office/word/2024/wordml/sdtformatlock" xmlns:w16se="http://schemas.microsoft.com/office/word/2015/wordml/symex" xmlns:wpg="http://schemas.microsoft.com/office/word/2010/wordprocessingGroup" xmlns:wpi="http://schemas.microsoft.com/office/word/2010/wordprocessingInk" xmlns:wne="http://schemas.microsoft.com/office/word/2006/wordml" xmlns:wps="http://schemas.microsoft.com/office/word/2010/wordprocessingShape" mc:Ignorable="w14 w15 w16se w16cid w16 w16cex w16sdtdh w16sdtfl w16du wp14">
+<w:ftr xmlns:wpc="http://schemas.microsoft.com/office/word/2010/wordprocessingCanvas" xmlns:cx="http://schemas.microsoft.com/office/drawing/2014/chartex" xmlns:cx1="http://schemas.microsoft.com/office/drawing/2015/9/8/chartex" xmlns:cx2="http://schemas.microsoft.com/office/drawing/2015/10/21/chartex" xmlns:cx3="http://schemas.microsoft.com/office/drawing/2016/5/9/chartex" xmlns:cx4="http://schemas.microsoft.com/office/drawing/2016/5/10/chartex" xmlns:cx5="http://schemas.microsoft.com/office/drawing/2016/5/11/chartex" xmlns:cx6="http://schemas.microsoft.com/office/drawing/2016/5/12/chartex" xmlns:cx7="http://schemas.microsoft.com/office/drawing/2016/5/13/chartex" xmlns:cx8="http://schemas.microsoft.com/office/drawing/2016/5/14/chartex" xmlns:mc="http://schemas.openxmlformats.org/markup-compatibility/2006" xmlns:aink="http://schemas.microsoft.com/office/drawing/2016/ink" xmlns:am3d="http://schemas.microsoft.com/office/drawing/2017/model3d" xmlns:o="urn:schemas-microsoft-com:office:office" xmlns:oel="http://schemas.microsoft.com/office/2019/extlst" xmlns:r="http://schemas.openxmlformats.org/officeDocument/2006/relationships" xmlns:m="http://schemas.openxmlformats.org/officeDocument/2006/math" xmlns:v="urn:schemas-microsoft-com:vml" xmlns:wp14="http://schemas.microsoft.com/office/word/2010/wordprocessingDrawing" xmlns:wp="http://schemas.openxmlformats.org/drawingml/2006/wordprocessingDrawing" xmlns:w10="urn:schemas-microsoft-com:office:word" xmlns:w="http://schemas.openxmlformats.org/wordprocessingml/2006/main" xmlns:w14="http://schemas.microsoft.com/office/word/2010/wordml" xmlns:w15="http://schemas.microsoft.com/office/word/2012/wordml" xmlns:w16cex="http://schemas.microsoft.com/office/word/2018/wordml/cex" xmlns:w16cid="http://schemas.microsoft.com/office/word/2016/wordml/cid" xmlns:w16="http://schemas.microsoft.com/office/word/2018/wordml" xmlns:w16sdtdh="http://schemas.microsoft.com/office/word/2020/wordml/sdtdatahash" xmlns:w16se="http://schemas.microsoft.com/office/word/2015/wordml/symex" xmlns:wpg="http://schemas.microsoft.com/office/word/2010/wordprocessingGroup" xmlns:wpi="http://schemas.microsoft.com/office/word/2010/wordprocessingInk" xmlns:wne="http://schemas.microsoft.com/office/word/2006/wordml" xmlns:wps="http://schemas.microsoft.com/office/word/2010/wordprocessingShape" mc:Ignorable="w14 w15 w16se w16cid w16 w16cex w16sdtdh wp14">
   <w:p>
     <w:pPr>
       <w:pStyle w:val="Footer"/>
@@ -1273,7 +1777,7 @@
 </file>
 
 <file path=word/footnotes.xml><?xml version="1.0" encoding="utf-8"?>
-<w:footnotes xmlns:wpc="http://schemas.microsoft.com/office/word/2010/wordprocessingCanvas" xmlns:cx="http://schemas.microsoft.com/office/drawing/2014/chartex" xmlns:cx1="http://schemas.microsoft.com/office/drawing/2015/9/8/chartex" xmlns:cx2="http://schemas.microsoft.com/office/drawing/2015/10/21/chartex" xmlns:cx3="http://schemas.microsoft.com/office/drawing/2016/5/9/chartex" xmlns:cx4="http://schemas.microsoft.com/office/drawing/2016/5/10/chartex" xmlns:cx5="http://schemas.microsoft.com/office/drawing/2016/5/11/chartex" xmlns:cx6="http://schemas.microsoft.com/office/drawing/2016/5/12/chartex" xmlns:cx7="http://schemas.microsoft.com/office/drawing/2016/5/13/chartex" xmlns:cx8="http://schemas.microsoft.com/office/drawing/2016/5/14/chartex" xmlns:mc="http://schemas.openxmlformats.org/markup-compatibility/2006" xmlns:aink="http://schemas.microsoft.com/office/drawing/2016/ink" xmlns:am3d="http://schemas.microsoft.com/office/drawing/2017/model3d" xmlns:o="urn:schemas-microsoft-com:office:office" xmlns:oel="http://schemas.microsoft.com/office/2019/extlst" xmlns:r="http://schemas.openxmlformats.org/officeDocument/2006/relationships" xmlns:m="http://schemas.openxmlformats.org/officeDocument/2006/math" xmlns:v="urn:schemas-microsoft-com:vml" xmlns:wp14="http://schemas.microsoft.com/office/word/2010/wordprocessingDrawing" xmlns:wp="http://schemas.openxmlformats.org/drawingml/2006/wordprocessingDrawing" xmlns:w10="urn:schemas-microsoft-com:office:word" xmlns:w="http://schemas.openxmlformats.org/wordprocessingml/2006/main" xmlns:w14="http://schemas.microsoft.com/office/word/2010/wordml" xmlns:w15="http://schemas.microsoft.com/office/word/2012/wordml" xmlns:w16cex="http://schemas.microsoft.com/office/word/2018/wordml/cex" xmlns:w16cid="http://schemas.microsoft.com/office/word/2016/wordml/cid" xmlns:w16="http://schemas.microsoft.com/office/word/2018/wordml" xmlns:w16du="http://schemas.microsoft.com/office/word/2023/wordml/word16du" xmlns:w16sdtdh="http://schemas.microsoft.com/office/word/2020/wordml/sdtdatahash" xmlns:w16sdtfl="http://schemas.microsoft.com/office/word/2024/wordml/sdtformatlock" xmlns:w16se="http://schemas.microsoft.com/office/word/2015/wordml/symex" xmlns:wpg="http://schemas.microsoft.com/office/word/2010/wordprocessingGroup" xmlns:wpi="http://schemas.microsoft.com/office/word/2010/wordprocessingInk" xmlns:wne="http://schemas.microsoft.com/office/word/2006/wordml" xmlns:wps="http://schemas.microsoft.com/office/word/2010/wordprocessingShape" mc:Ignorable="w14 w15 w16se w16cid w16 w16cex w16sdtdh w16sdtfl w16du wp14">
+<w:footnotes xmlns:wpc="http://schemas.microsoft.com/office/word/2010/wordprocessingCanvas" xmlns:cx="http://schemas.microsoft.com/office/drawing/2014/chartex" xmlns:cx1="http://schemas.microsoft.com/office/drawing/2015/9/8/chartex" xmlns:cx2="http://schemas.microsoft.com/office/drawing/2015/10/21/chartex" xmlns:cx3="http://schemas.microsoft.com/office/drawing/2016/5/9/chartex" xmlns:cx4="http://schemas.microsoft.com/office/drawing/2016/5/10/chartex" xmlns:cx5="http://schemas.microsoft.com/office/drawing/2016/5/11/chartex" xmlns:cx6="http://schemas.microsoft.com/office/drawing/2016/5/12/chartex" xmlns:cx7="http://schemas.microsoft.com/office/drawing/2016/5/13/chartex" xmlns:cx8="http://schemas.microsoft.com/office/drawing/2016/5/14/chartex" xmlns:mc="http://schemas.openxmlformats.org/markup-compatibility/2006" xmlns:aink="http://schemas.microsoft.com/office/drawing/2016/ink" xmlns:am3d="http://schemas.microsoft.com/office/drawing/2017/model3d" xmlns:o="urn:schemas-microsoft-com:office:office" xmlns:oel="http://schemas.microsoft.com/office/2019/extlst" xmlns:r="http://schemas.openxmlformats.org/officeDocument/2006/relationships" xmlns:m="http://schemas.openxmlformats.org/officeDocument/2006/math" xmlns:v="urn:schemas-microsoft-com:vml" xmlns:wp14="http://schemas.microsoft.com/office/word/2010/wordprocessingDrawing" xmlns:wp="http://schemas.openxmlformats.org/drawingml/2006/wordprocessingDrawing" xmlns:w10="urn:schemas-microsoft-com:office:word" xmlns:w="http://schemas.openxmlformats.org/wordprocessingml/2006/main" xmlns:w14="http://schemas.microsoft.com/office/word/2010/wordml" xmlns:w15="http://schemas.microsoft.com/office/word/2012/wordml" xmlns:w16cex="http://schemas.microsoft.com/office/word/2018/wordml/cex" xmlns:w16cid="http://schemas.microsoft.com/office/word/2016/wordml/cid" xmlns:w16="http://schemas.microsoft.com/office/word/2018/wordml" xmlns:w16sdtdh="http://schemas.microsoft.com/office/word/2020/wordml/sdtdatahash" xmlns:w16se="http://schemas.microsoft.com/office/word/2015/wordml/symex" xmlns:wpg="http://schemas.microsoft.com/office/word/2010/wordprocessingGroup" xmlns:wpi="http://schemas.microsoft.com/office/word/2010/wordprocessingInk" xmlns:wne="http://schemas.microsoft.com/office/word/2006/wordml" xmlns:wps="http://schemas.microsoft.com/office/word/2010/wordprocessingShape" mc:Ignorable="w14 w15 w16se w16cid w16 w16cex w16sdtdh wp14">
   <w:footnote w:type="separator" w:id="-1">
     <w:p>
       <w:pPr>
@@ -1298,7 +1802,7 @@
 </file>
 
 <file path=word/numbering.xml><?xml version="1.0" encoding="utf-8"?>
-<w:numbering xmlns:wpc="http://schemas.microsoft.com/office/word/2010/wordprocessingCanvas" xmlns:cx="http://schemas.microsoft.com/office/drawing/2014/chartex" xmlns:cx1="http://schemas.microsoft.com/office/drawing/2015/9/8/chartex" xmlns:cx2="http://schemas.microsoft.com/office/drawing/2015/10/21/chartex" xmlns:cx3="http://schemas.microsoft.com/office/drawing/2016/5/9/chartex" xmlns:cx4="http://schemas.microsoft.com/office/drawing/2016/5/10/chartex" xmlns:cx5="http://schemas.microsoft.com/office/drawing/2016/5/11/chartex" xmlns:cx6="http://schemas.microsoft.com/office/drawing/2016/5/12/chartex" xmlns:cx7="http://schemas.microsoft.com/office/drawing/2016/5/13/chartex" xmlns:cx8="http://schemas.microsoft.com/office/drawing/2016/5/14/chartex" xmlns:mc="http://schemas.openxmlformats.org/markup-compatibility/2006" xmlns:aink="http://schemas.microsoft.com/office/drawing/2016/ink" xmlns:am3d="http://schemas.microsoft.com/office/drawing/2017/model3d" xmlns:o="urn:schemas-microsoft-com:office:office" xmlns:oel="http://schemas.microsoft.com/office/2019/extlst" xmlns:r="http://schemas.openxmlformats.org/officeDocument/2006/relationships" xmlns:m="http://schemas.openxmlformats.org/officeDocument/2006/math" xmlns:v="urn:schemas-microsoft-com:vml" xmlns:wp14="http://schemas.microsoft.com/office/word/2010/wordprocessingDrawing" xmlns:wp="http://schemas.openxmlformats.org/drawingml/2006/wordprocessingDrawing" xmlns:w10="urn:schemas-microsoft-com:office:word" xmlns:w="http://schemas.openxmlformats.org/wordprocessingml/2006/main" xmlns:w14="http://schemas.microsoft.com/office/word/2010/wordml" xmlns:w15="http://schemas.microsoft.com/office/word/2012/wordml" xmlns:w16cex="http://schemas.microsoft.com/office/word/2018/wordml/cex" xmlns:w16cid="http://schemas.microsoft.com/office/word/2016/wordml/cid" xmlns:w16="http://schemas.microsoft.com/office/word/2018/wordml" xmlns:w16du="http://schemas.microsoft.com/office/word/2023/wordml/word16du" xmlns:w16sdtdh="http://schemas.microsoft.com/office/word/2020/wordml/sdtdatahash" xmlns:w16sdtfl="http://schemas.microsoft.com/office/word/2024/wordml/sdtformatlock" xmlns:w16se="http://schemas.microsoft.com/office/word/2015/wordml/symex" xmlns:wpg="http://schemas.microsoft.com/office/word/2010/wordprocessingGroup" xmlns:wpi="http://schemas.microsoft.com/office/word/2010/wordprocessingInk" xmlns:wne="http://schemas.microsoft.com/office/word/2006/wordml" xmlns:wps="http://schemas.microsoft.com/office/word/2010/wordprocessingShape" mc:Ignorable="w14 w15 w16se w16cid w16 w16cex w16sdtdh w16sdtfl w16du wp14">
+<w:numbering xmlns:wpc="http://schemas.microsoft.com/office/word/2010/wordprocessingCanvas" xmlns:cx="http://schemas.microsoft.com/office/drawing/2014/chartex" xmlns:cx1="http://schemas.microsoft.com/office/drawing/2015/9/8/chartex" xmlns:cx2="http://schemas.microsoft.com/office/drawing/2015/10/21/chartex" xmlns:cx3="http://schemas.microsoft.com/office/drawing/2016/5/9/chartex" xmlns:cx4="http://schemas.microsoft.com/office/drawing/2016/5/10/chartex" xmlns:cx5="http://schemas.microsoft.com/office/drawing/2016/5/11/chartex" xmlns:cx6="http://schemas.microsoft.com/office/drawing/2016/5/12/chartex" xmlns:cx7="http://schemas.microsoft.com/office/drawing/2016/5/13/chartex" xmlns:cx8="http://schemas.microsoft.com/office/drawing/2016/5/14/chartex" xmlns:mc="http://schemas.openxmlformats.org/markup-compatibility/2006" xmlns:aink="http://schemas.microsoft.com/office/drawing/2016/ink" xmlns:am3d="http://schemas.microsoft.com/office/drawing/2017/model3d" xmlns:o="urn:schemas-microsoft-com:office:office" xmlns:oel="http://schemas.microsoft.com/office/2019/extlst" xmlns:r="http://schemas.openxmlformats.org/officeDocument/2006/relationships" xmlns:m="http://schemas.openxmlformats.org/officeDocument/2006/math" xmlns:v="urn:schemas-microsoft-com:vml" xmlns:wp14="http://schemas.microsoft.com/office/word/2010/wordprocessingDrawing" xmlns:wp="http://schemas.openxmlformats.org/drawingml/2006/wordprocessingDrawing" xmlns:w10="urn:schemas-microsoft-com:office:word" xmlns:w="http://schemas.openxmlformats.org/wordprocessingml/2006/main" xmlns:w14="http://schemas.microsoft.com/office/word/2010/wordml" xmlns:w15="http://schemas.microsoft.com/office/word/2012/wordml" xmlns:w16cex="http://schemas.microsoft.com/office/word/2018/wordml/cex" xmlns:w16cid="http://schemas.microsoft.com/office/word/2016/wordml/cid" xmlns:w16="http://schemas.microsoft.com/office/word/2018/wordml" xmlns:w16sdtdh="http://schemas.microsoft.com/office/word/2020/wordml/sdtdatahash" xmlns:w16se="http://schemas.microsoft.com/office/word/2015/wordml/symex" xmlns:wpg="http://schemas.microsoft.com/office/word/2010/wordprocessingGroup" xmlns:wpi="http://schemas.microsoft.com/office/word/2010/wordprocessingInk" xmlns:wne="http://schemas.microsoft.com/office/word/2006/wordml" xmlns:wps="http://schemas.microsoft.com/office/word/2010/wordprocessingShape" mc:Ignorable="w14 w15 w16se w16cid w16 w16cex w16sdtdh wp14">
   <w:abstractNum w:abstractNumId="0" w15:restartNumberingAfterBreak="0">
     <w:nsid w:val="017E6444"/>
     <w:multiLevelType w:val="multilevel"/>
@@ -23091,7 +23595,7 @@
 </file>
 
 <file path=word/styles.xml><?xml version="1.0" encoding="utf-8"?>
-<w:styles xmlns:mc="http://schemas.openxmlformats.org/markup-compatibility/2006" xmlns:r="http://schemas.openxmlformats.org/officeDocument/2006/relationships" xmlns:w="http://schemas.openxmlformats.org/wordprocessingml/2006/main" xmlns:w14="http://schemas.microsoft.com/office/word/2010/wordml" xmlns:w15="http://schemas.microsoft.com/office/word/2012/wordml" xmlns:w16cex="http://schemas.microsoft.com/office/word/2018/wordml/cex" xmlns:w16cid="http://schemas.microsoft.com/office/word/2016/wordml/cid" xmlns:w16="http://schemas.microsoft.com/office/word/2018/wordml" xmlns:w16du="http://schemas.microsoft.com/office/word/2023/wordml/word16du" xmlns:w16sdtdh="http://schemas.microsoft.com/office/word/2020/wordml/sdtdatahash" xmlns:w16sdtfl="http://schemas.microsoft.com/office/word/2024/wordml/sdtformatlock" xmlns:w16se="http://schemas.microsoft.com/office/word/2015/wordml/symex" mc:Ignorable="w14 w15 w16se w16cid w16 w16cex w16sdtdh w16sdtfl w16du">
+<w:styles xmlns:mc="http://schemas.openxmlformats.org/markup-compatibility/2006" xmlns:r="http://schemas.openxmlformats.org/officeDocument/2006/relationships" xmlns:w="http://schemas.openxmlformats.org/wordprocessingml/2006/main" xmlns:w14="http://schemas.microsoft.com/office/word/2010/wordml" xmlns:w15="http://schemas.microsoft.com/office/word/2012/wordml" xmlns:w16cex="http://schemas.microsoft.com/office/word/2018/wordml/cex" xmlns:w16cid="http://schemas.microsoft.com/office/word/2016/wordml/cid" xmlns:w16="http://schemas.microsoft.com/office/word/2018/wordml" xmlns:w16sdtdh="http://schemas.microsoft.com/office/word/2020/wordml/sdtdatahash" xmlns:w16se="http://schemas.microsoft.com/office/word/2015/wordml/symex" mc:Ignorable="w14 w15 w16se w16cid w16 w16cex w16sdtdh">
   <w:docDefaults>
     <w:rPrDefault>
       <w:rPr>
@@ -23731,7 +24235,6 @@
   <w:style w:type="character" w:default="1" w:styleId="DefaultParagraphFont">
     <w:name w:val="Default Paragraph Font"/>
     <w:uiPriority w:val="1"/>
-    <w:semiHidden/>
     <w:unhideWhenUsed/>
   </w:style>
   <w:style w:type="table" w:default="1" w:styleId="TableNormal">
@@ -24302,7 +24805,7 @@
 </file>
 
 <file path=word/glossary/document.xml><?xml version="1.0" encoding="utf-8"?>
-<w:glossaryDocument xmlns:wpc="http://schemas.microsoft.com/office/word/2010/wordprocessingCanvas" xmlns:cx="http://schemas.microsoft.com/office/drawing/2014/chartex" xmlns:cx1="http://schemas.microsoft.com/office/drawing/2015/9/8/chartex" xmlns:cx2="http://schemas.microsoft.com/office/drawing/2015/10/21/chartex" xmlns:cx3="http://schemas.microsoft.com/office/drawing/2016/5/9/chartex" xmlns:cx4="http://schemas.microsoft.com/office/drawing/2016/5/10/chartex" xmlns:cx5="http://schemas.microsoft.com/office/drawing/2016/5/11/chartex" xmlns:cx6="http://schemas.microsoft.com/office/drawing/2016/5/12/chartex" xmlns:cx7="http://schemas.microsoft.com/office/drawing/2016/5/13/chartex" xmlns:cx8="http://schemas.microsoft.com/office/drawing/2016/5/14/chartex" xmlns:mc="http://schemas.openxmlformats.org/markup-compatibility/2006" xmlns:aink="http://schemas.microsoft.com/office/drawing/2016/ink" xmlns:am3d="http://schemas.microsoft.com/office/drawing/2017/model3d" xmlns:o="urn:schemas-microsoft-com:office:office" xmlns:oel="http://schemas.microsoft.com/office/2019/extlst" xmlns:r="http://schemas.openxmlformats.org/officeDocument/2006/relationships" xmlns:m="http://schemas.openxmlformats.org/officeDocument/2006/math" xmlns:v="urn:schemas-microsoft-com:vml" xmlns:wp14="http://schemas.microsoft.com/office/word/2010/wordprocessingDrawing" xmlns:wp="http://schemas.openxmlformats.org/drawingml/2006/wordprocessingDrawing" xmlns:w10="urn:schemas-microsoft-com:office:word" xmlns:w="http://schemas.openxmlformats.org/wordprocessingml/2006/main" xmlns:w14="http://schemas.microsoft.com/office/word/2010/wordml" xmlns:w15="http://schemas.microsoft.com/office/word/2012/wordml" xmlns:w16cex="http://schemas.microsoft.com/office/word/2018/wordml/cex" xmlns:w16cid="http://schemas.microsoft.com/office/word/2016/wordml/cid" xmlns:w16="http://schemas.microsoft.com/office/word/2018/wordml" xmlns:w16du="http://schemas.microsoft.com/office/word/2023/wordml/word16du" xmlns:w16sdtdh="http://schemas.microsoft.com/office/word/2020/wordml/sdtdatahash" xmlns:w16sdtfl="http://schemas.microsoft.com/office/word/2024/wordml/sdtformatlock" xmlns:w16se="http://schemas.microsoft.com/office/word/2015/wordml/symex" xmlns:wpg="http://schemas.microsoft.com/office/word/2010/wordprocessingGroup" xmlns:wpi="http://schemas.microsoft.com/office/word/2010/wordprocessingInk" xmlns:wne="http://schemas.microsoft.com/office/word/2006/wordml" xmlns:wps="http://schemas.microsoft.com/office/word/2010/wordprocessingShape" mc:Ignorable="w14 w15 w16se w16cid w16 w16cex w16sdtdh w16sdtfl w16du wp14">
+<w:glossaryDocument xmlns:wpc="http://schemas.microsoft.com/office/word/2010/wordprocessingCanvas" xmlns:cx="http://schemas.microsoft.com/office/drawing/2014/chartex" xmlns:cx1="http://schemas.microsoft.com/office/drawing/2015/9/8/chartex" xmlns:cx2="http://schemas.microsoft.com/office/drawing/2015/10/21/chartex" xmlns:cx3="http://schemas.microsoft.com/office/drawing/2016/5/9/chartex" xmlns:cx4="http://schemas.microsoft.com/office/drawing/2016/5/10/chartex" xmlns:cx5="http://schemas.microsoft.com/office/drawing/2016/5/11/chartex" xmlns:cx6="http://schemas.microsoft.com/office/drawing/2016/5/12/chartex" xmlns:cx7="http://schemas.microsoft.com/office/drawing/2016/5/13/chartex" xmlns:cx8="http://schemas.microsoft.com/office/drawing/2016/5/14/chartex" xmlns:mc="http://schemas.openxmlformats.org/markup-compatibility/2006" xmlns:aink="http://schemas.microsoft.com/office/drawing/2016/ink" xmlns:am3d="http://schemas.microsoft.com/office/drawing/2017/model3d" xmlns:o="urn:schemas-microsoft-com:office:office" xmlns:oel="http://schemas.microsoft.com/office/2019/extlst" xmlns:r="http://schemas.openxmlformats.org/officeDocument/2006/relationships" xmlns:m="http://schemas.openxmlformats.org/officeDocument/2006/math" xmlns:v="urn:schemas-microsoft-com:vml" xmlns:wp14="http://schemas.microsoft.com/office/word/2010/wordprocessingDrawing" xmlns:wp="http://schemas.openxmlformats.org/drawingml/2006/wordprocessingDrawing" xmlns:w10="urn:schemas-microsoft-com:office:word" xmlns:w="http://schemas.openxmlformats.org/wordprocessingml/2006/main" xmlns:w14="http://schemas.microsoft.com/office/word/2010/wordml" xmlns:w15="http://schemas.microsoft.com/office/word/2012/wordml" xmlns:w16cex="http://schemas.microsoft.com/office/word/2018/wordml/cex" xmlns:w16cid="http://schemas.microsoft.com/office/word/2016/wordml/cid" xmlns:w16="http://schemas.microsoft.com/office/word/2018/wordml" xmlns:w16sdtdh="http://schemas.microsoft.com/office/word/2020/wordml/sdtdatahash" xmlns:w16se="http://schemas.microsoft.com/office/word/2015/wordml/symex" xmlns:wpg="http://schemas.microsoft.com/office/word/2010/wordprocessingGroup" xmlns:wpi="http://schemas.microsoft.com/office/word/2010/wordprocessingInk" xmlns:wne="http://schemas.microsoft.com/office/word/2006/wordml" xmlns:wps="http://schemas.microsoft.com/office/word/2010/wordprocessingShape" mc:Ignorable="w14 w15 w16se w16cid w16 w16cex w16sdtdh wp14">
   <w:docParts>
     <w:docPart>
       <w:docPartPr>
@@ -24396,7 +24899,7 @@
 </file>
 
 <file path=word/glossary/fontTable.xml><?xml version="1.0" encoding="utf-8"?>
-<w:fonts xmlns:mc="http://schemas.openxmlformats.org/markup-compatibility/2006" xmlns:r="http://schemas.openxmlformats.org/officeDocument/2006/relationships" xmlns:w="http://schemas.openxmlformats.org/wordprocessingml/2006/main" xmlns:w14="http://schemas.microsoft.com/office/word/2010/wordml" xmlns:w15="http://schemas.microsoft.com/office/word/2012/wordml" xmlns:w16cex="http://schemas.microsoft.com/office/word/2018/wordml/cex" xmlns:w16cid="http://schemas.microsoft.com/office/word/2016/wordml/cid" xmlns:w16="http://schemas.microsoft.com/office/word/2018/wordml" xmlns:w16du="http://schemas.microsoft.com/office/word/2023/wordml/word16du" xmlns:w16sdtdh="http://schemas.microsoft.com/office/word/2020/wordml/sdtdatahash" xmlns:w16sdtfl="http://schemas.microsoft.com/office/word/2024/wordml/sdtformatlock" xmlns:w16se="http://schemas.microsoft.com/office/word/2015/wordml/symex" mc:Ignorable="w14 w15 w16se w16cid w16 w16cex w16sdtdh w16sdtfl w16du">
+<w:fonts xmlns:mc="http://schemas.openxmlformats.org/markup-compatibility/2006" xmlns:r="http://schemas.openxmlformats.org/officeDocument/2006/relationships" xmlns:w="http://schemas.openxmlformats.org/wordprocessingml/2006/main" xmlns:w14="http://schemas.microsoft.com/office/word/2010/wordml" xmlns:w15="http://schemas.microsoft.com/office/word/2012/wordml" xmlns:w16cex="http://schemas.microsoft.com/office/word/2018/wordml/cex" xmlns:w16cid="http://schemas.microsoft.com/office/word/2016/wordml/cid" xmlns:w16="http://schemas.microsoft.com/office/word/2018/wordml" xmlns:w16sdtdh="http://schemas.microsoft.com/office/word/2020/wordml/sdtdatahash" xmlns:w16se="http://schemas.microsoft.com/office/word/2015/wordml/symex" mc:Ignorable="w14 w15 w16se w16cid w16 w16cex w16sdtdh">
   <w:font w:name="Symbol">
     <w:panose1 w:val="05050102010706020507"/>
     <w:charset w:val="02"/>
@@ -24477,7 +24980,7 @@
 </file>
 
 <file path=word/glossary/settings.xml><?xml version="1.0" encoding="utf-8"?>
-<w:settings xmlns:mc="http://schemas.openxmlformats.org/markup-compatibility/2006" xmlns:o="urn:schemas-microsoft-com:office:office" xmlns:r="http://schemas.openxmlformats.org/officeDocument/2006/relationships" xmlns:m="http://schemas.openxmlformats.org/officeDocument/2006/math" xmlns:v="urn:schemas-microsoft-com:vml" xmlns:w10="urn:schemas-microsoft-com:office:word" xmlns:w="http://schemas.openxmlformats.org/wordprocessingml/2006/main" xmlns:w14="http://schemas.microsoft.com/office/word/2010/wordml" xmlns:w15="http://schemas.microsoft.com/office/word/2012/wordml" xmlns:w16cex="http://schemas.microsoft.com/office/word/2018/wordml/cex" xmlns:w16cid="http://schemas.microsoft.com/office/word/2016/wordml/cid" xmlns:w16="http://schemas.microsoft.com/office/word/2018/wordml" xmlns:w16du="http://schemas.microsoft.com/office/word/2023/wordml/word16du" xmlns:w16sdtdh="http://schemas.microsoft.com/office/word/2020/wordml/sdtdatahash" xmlns:w16sdtfl="http://schemas.microsoft.com/office/word/2024/wordml/sdtformatlock" xmlns:w16se="http://schemas.microsoft.com/office/word/2015/wordml/symex" xmlns:sl="http://schemas.openxmlformats.org/schemaLibrary/2006/main" mc:Ignorable="w14 w15 w16se w16cid w16 w16cex w16sdtdh w16sdtfl w16du">
+<w:settings xmlns:mc="http://schemas.openxmlformats.org/markup-compatibility/2006" xmlns:o="urn:schemas-microsoft-com:office:office" xmlns:r="http://schemas.openxmlformats.org/officeDocument/2006/relationships" xmlns:m="http://schemas.openxmlformats.org/officeDocument/2006/math" xmlns:v="urn:schemas-microsoft-com:vml" xmlns:w10="urn:schemas-microsoft-com:office:word" xmlns:w="http://schemas.openxmlformats.org/wordprocessingml/2006/main" xmlns:w14="http://schemas.microsoft.com/office/word/2010/wordml" xmlns:w15="http://schemas.microsoft.com/office/word/2012/wordml" xmlns:w16cex="http://schemas.microsoft.com/office/word/2018/wordml/cex" xmlns:w16cid="http://schemas.microsoft.com/office/word/2016/wordml/cid" xmlns:w16="http://schemas.microsoft.com/office/word/2018/wordml" xmlns:w16sdtdh="http://schemas.microsoft.com/office/word/2020/wordml/sdtdatahash" xmlns:w16se="http://schemas.microsoft.com/office/word/2015/wordml/symex" xmlns:sl="http://schemas.openxmlformats.org/schemaLibrary/2006/main" mc:Ignorable="w14 w15 w16se w16cid w16 w16cex w16sdtdh">
   <w:view w:val="normal"/>
   <w:defaultTabStop w:val="720"/>
   <w:characterSpacingControl w:val="doNotCompress"/>
@@ -24495,6 +24998,7 @@
     <w:rsid w:val="00054B1C"/>
     <w:rsid w:val="000A1E7E"/>
     <w:rsid w:val="000E6CB6"/>
+    <w:rsid w:val="001100F6"/>
     <w:rsid w:val="0015567D"/>
     <w:rsid w:val="00174C32"/>
     <w:rsid w:val="00195082"/>
@@ -24520,6 +25024,7 @@
     <w:rsid w:val="00D5796E"/>
     <w:rsid w:val="00D62A5D"/>
     <w:rsid w:val="00DF0113"/>
+    <w:rsid w:val="00E22AB4"/>
     <w:rsid w:val="00EC1C03"/>
     <w:rsid w:val="00F1188D"/>
     <w:rsid w:val="00F21AEF"/>
@@ -24552,7 +25057,7 @@
 </file>
 
 <file path=word/glossary/styles.xml><?xml version="1.0" encoding="utf-8"?>
-<w:styles xmlns:mc="http://schemas.openxmlformats.org/markup-compatibility/2006" xmlns:r="http://schemas.openxmlformats.org/officeDocument/2006/relationships" xmlns:w="http://schemas.openxmlformats.org/wordprocessingml/2006/main" xmlns:w14="http://schemas.microsoft.com/office/word/2010/wordml" xmlns:w15="http://schemas.microsoft.com/office/word/2012/wordml" xmlns:w16cex="http://schemas.microsoft.com/office/word/2018/wordml/cex" xmlns:w16cid="http://schemas.microsoft.com/office/word/2016/wordml/cid" xmlns:w16="http://schemas.microsoft.com/office/word/2018/wordml" xmlns:w16du="http://schemas.microsoft.com/office/word/2023/wordml/word16du" xmlns:w16sdtdh="http://schemas.microsoft.com/office/word/2020/wordml/sdtdatahash" xmlns:w16sdtfl="http://schemas.microsoft.com/office/word/2024/wordml/sdtformatlock" xmlns:w16se="http://schemas.microsoft.com/office/word/2015/wordml/symex" mc:Ignorable="w14 w15 w16se w16cid w16 w16cex w16sdtdh w16sdtfl w16du">
+<w:styles xmlns:mc="http://schemas.openxmlformats.org/markup-compatibility/2006" xmlns:r="http://schemas.openxmlformats.org/officeDocument/2006/relationships" xmlns:w="http://schemas.openxmlformats.org/wordprocessingml/2006/main" xmlns:w14="http://schemas.microsoft.com/office/word/2010/wordml" xmlns:w15="http://schemas.microsoft.com/office/word/2012/wordml" xmlns:w16cex="http://schemas.microsoft.com/office/word/2018/wordml/cex" xmlns:w16cid="http://schemas.microsoft.com/office/word/2016/wordml/cid" xmlns:w16="http://schemas.microsoft.com/office/word/2018/wordml" xmlns:w16sdtdh="http://schemas.microsoft.com/office/word/2020/wordml/sdtdatahash" xmlns:w16se="http://schemas.microsoft.com/office/word/2015/wordml/symex" mc:Ignorable="w14 w15 w16se w16cid w16 w16cex w16sdtdh">
   <w:docDefaults>
     <w:rPrDefault>
       <w:rPr>
@@ -25003,7 +25508,7 @@
 </file>
 
 <file path=word/glossary/webSettings.xml><?xml version="1.0" encoding="utf-8"?>
-<w:webSettings xmlns:mc="http://schemas.openxmlformats.org/markup-compatibility/2006" xmlns:r="http://schemas.openxmlformats.org/officeDocument/2006/relationships" xmlns:w="http://schemas.openxmlformats.org/wordprocessingml/2006/main" xmlns:w14="http://schemas.microsoft.com/office/word/2010/wordml" xmlns:w15="http://schemas.microsoft.com/office/word/2012/wordml" xmlns:w16cex="http://schemas.microsoft.com/office/word/2018/wordml/cex" xmlns:w16cid="http://schemas.microsoft.com/office/word/2016/wordml/cid" xmlns:w16="http://schemas.microsoft.com/office/word/2018/wordml" xmlns:w16du="http://schemas.microsoft.com/office/word/2023/wordml/word16du" xmlns:w16sdtdh="http://schemas.microsoft.com/office/word/2020/wordml/sdtdatahash" xmlns:w16sdtfl="http://schemas.microsoft.com/office/word/2024/wordml/sdtformatlock" xmlns:w16se="http://schemas.microsoft.com/office/word/2015/wordml/symex" mc:Ignorable="w14 w15 w16se w16cid w16 w16cex w16sdtdh w16sdtfl w16du">
+<w:webSettings xmlns:mc="http://schemas.openxmlformats.org/markup-compatibility/2006" xmlns:r="http://schemas.openxmlformats.org/officeDocument/2006/relationships" xmlns:w="http://schemas.openxmlformats.org/wordprocessingml/2006/main" xmlns:w14="http://schemas.microsoft.com/office/word/2010/wordml" xmlns:w15="http://schemas.microsoft.com/office/word/2012/wordml" xmlns:w16cex="http://schemas.microsoft.com/office/word/2018/wordml/cex" xmlns:w16cid="http://schemas.microsoft.com/office/word/2016/wordml/cid" xmlns:w16="http://schemas.microsoft.com/office/word/2018/wordml" xmlns:w16sdtdh="http://schemas.microsoft.com/office/word/2020/wordml/sdtdatahash" xmlns:w16se="http://schemas.microsoft.com/office/word/2015/wordml/symex" mc:Ignorable="w14 w15 w16se w16cid w16 w16cex w16sdtdh">
   <w:optimizeForBrowser/>
   <w:allowPNG/>
 </w:webSettings>

--- a/ReportsAndDocuments/F25_4440_G12_worklogs- Israel.docx
+++ b/ReportsAndDocuments/F25_4440_G12_worklogs- Israel.docx
@@ -455,7 +455,7 @@
                 <w:rStyle w:val="Hyperlink"/>
                 <w:noProof/>
               </w:rPr>
-              <w:t>Tools and App Overview</w:t>
+              <w:t>Work Description</w:t>
             </w:r>
             <w:r>
               <w:rPr>
@@ -24998,7 +24998,6 @@
     <w:rsid w:val="00054B1C"/>
     <w:rsid w:val="000A1E7E"/>
     <w:rsid w:val="000E6CB6"/>
-    <w:rsid w:val="001100F6"/>
     <w:rsid w:val="0015567D"/>
     <w:rsid w:val="00174C32"/>
     <w:rsid w:val="00195082"/>
@@ -25007,6 +25006,7 @@
     <w:rsid w:val="001F78F2"/>
     <w:rsid w:val="00201769"/>
     <w:rsid w:val="00211072"/>
+    <w:rsid w:val="0028571C"/>
     <w:rsid w:val="002E57A6"/>
     <w:rsid w:val="003E6848"/>
     <w:rsid w:val="004A69F1"/>
